--- a/Task_2_Credit_Risk_Prediction_Report.docx
+++ b/Task_2_Credit_Risk_Prediction_Report.docx
@@ -44,17 +44,23 @@
         <w:pStyle w:val="ListNumber"/>
       </w:pPr>
       <w:r>
-        <w:t xml:space="preserve"> **Imputation**: Addressed missing values in the dataset by filling categorical columns with the mode and numerical columns with the median.</w:t>
+        <w:t>Imputation: Addressed missing values in the dataset by filling categorical columns with the mode and numerical columns with the median.</w:t>
       </w:r>
     </w:p>
     <w:p>
+      <w:pPr>
+        <w:pStyle w:val="ListNumber"/>
+      </w:pPr>
       <w:r>
-        <w:t>2.  **Feature Engineering**: Created new metrics, including `TotalIncome` and `Income_to_Loan_Ratio`, to provide better predictive features.</w:t>
+        <w:t>Feature Engineering: Created new metrics, including TotalIncome and Income_to_Loan_Ratio, to provide better predictive features.</w:t>
       </w:r>
     </w:p>
     <w:p>
+      <w:pPr>
+        <w:pStyle w:val="ListNumber"/>
+      </w:pPr>
       <w:r>
-        <w:t>3.  **Visualization**: Migrated visualizations to **Plotly** for interactive data exploration, including 3D plots to analyze multidimensional relationships between income, loan amount, and loan terms.</w:t>
+        <w:t>Visualization: Migrated visualizations to Plotly for interactive data exploration, including 3D plots to analyze multidimensional relationships between income, loan amount, and loan terms.</w:t>
       </w:r>
     </w:p>
     <w:p>
@@ -70,27 +76,39 @@
         <w:pStyle w:val="ListNumber"/>
       </w:pPr>
       <w:r>
-        <w:t xml:space="preserve"> **Class Imbalance Mitigation**:</w:t>
+        <w:t>Class Imbalance Mitigation:</w:t>
       </w:r>
     </w:p>
     <w:p>
+      <w:pPr>
+        <w:pStyle w:val="ListBullet"/>
+      </w:pPr>
       <w:r>
-        <w:t xml:space="preserve">    *   Implemented `class_weight='balanced'` for Logistic Regression and Decision Tree models to improve sensitivity to the minority 'Risk/Default' class.</w:t>
+        <w:t>Implemented class_weight='balanced' for Logistic Regression and Decision Tree models to improve sensitivity to the minority 'Risk/Default' class.</w:t>
       </w:r>
     </w:p>
     <w:p>
+      <w:pPr>
+        <w:pStyle w:val="ListBullet"/>
+      </w:pPr>
       <w:r>
-        <w:t xml:space="preserve">    *   Utilized **SMOTE** (Synthetic Minority Over-sampling Technique) to synthetically balance the training data.</w:t>
+        <w:t>Utilized SMOTE (Synthetic Minority Over-sampling Technique) to synthetically balance the training data.</w:t>
       </w:r>
     </w:p>
     <w:p>
+      <w:pPr>
+        <w:pStyle w:val="ListNumber"/>
+      </w:pPr>
       <w:r>
-        <w:t>2.  **Model Selection**: Introduced a **Random Forest Classifier** as a robust ensemble model to optimize overall performance and class recall.</w:t>
+        <w:t>Model Selection: Introduced a Random Forest Classifier as a robust ensemble model to optimize overall performance and class recall.</w:t>
       </w:r>
     </w:p>
     <w:p>
+      <w:pPr>
+        <w:pStyle w:val="ListNumber"/>
+      </w:pPr>
       <w:r>
-        <w:t>3.  **Evaluation**: Evaluated models using comprehensive classification reports focusing on precision, recall, and F1-score to ensure proper identification of risky loans.</w:t>
+        <w:t>Evaluation: Evaluated models using comprehensive classification reports focusing on precision, recall, and F1-score to ensure proper identification of risky loans.</w:t>
       </w:r>
     </w:p>
     <w:p>
@@ -106,7 +124,7 @@
         <w:pStyle w:val="ListBullet"/>
       </w:pPr>
       <w:r>
-        <w:t xml:space="preserve">  **Credit History** is the most significant predictor of loan approval.</w:t>
+        <w:t>Credit History is the most significant predictor of loan approval.</w:t>
       </w:r>
     </w:p>
     <w:p>
@@ -114,7 +132,7 @@
         <w:pStyle w:val="ListBullet"/>
       </w:pPr>
       <w:r>
-        <w:t xml:space="preserve">  Feature engineering (`TotalIncome`, `Income_to_Loan_Ratio`) improved model capability.</w:t>
+        <w:t>Feature engineering (TotalIncome, Income_to_Loan_Ratio) improved model capability.</w:t>
       </w:r>
     </w:p>
     <w:p>
@@ -122,7 +140,7 @@
         <w:pStyle w:val="ListBullet"/>
       </w:pPr>
       <w:r>
-        <w:t xml:space="preserve">  Addressing class imbalance significantly improved the recall for the 'Default' class, ensuring the bank identifies more potential high-risk applicants.</w:t>
+        <w:t>Addressing class imbalance significantly improved the recall for the 'Default' class, ensuring the bank identifies more potential high-risk applicants.</w:t>
       </w:r>
     </w:p>
     <w:p>
